--- a/Docs/SecurityDocs/SD19-TERM LOAN AGREEMENT (HYPOTHECATION OF MOVABLES).docx
+++ b/Docs/SecurityDocs/SD19-TERM LOAN AGREEMENT (HYPOTHECATION OF MOVABLES).docx
@@ -352,7 +352,41 @@
           <w:sz w:val="26"/>
           <w:szCs w:val="26"/>
         </w:rPr>
-        <w:t xml:space="preserve">) All existing and future machinery/plant/vehicle/capital goods/assets/craft and all those assets/ movable properties capable of passing by delivery as specified in Schedule II A (2) whether installed or not and whether now lying loose or in cases and now being or at any time hereafter during the continuance of this Agreement brought into or upon or at any time in course of transit to the premises/factory of the Borrower at {{BORROWER_PREMISES_ADDRESS}} Whatsoever and wherever in the possession or occupation of the Borrower as security for the payment to the Bank of the loan or the Balance due to the Bank by the Borrower on the Loan Account, hereunder referred to as "the Hypothecated Assets". </w:t>
+        <w:t xml:space="preserve">) All existing and future machinery/plant/vehicle/capital goods/assets/craft and all those assets/ movable properties capable of passing by delivery as specified in Schedule II A (2) whether installed or not and whether now lying loose or in cases and now being or at any time hereafter during the continuance of this Agreement brought into or upon or at any time in course of transit to the premises/factory of the Borrower at </w:t>
+      </w:r>
+      <w:r>
+        <w:rPr>
+          <w:b/>
+          <w:bCs/>
+          <w:sz w:val="26"/>
+          <w:szCs w:val="26"/>
+        </w:rPr>
+        <w:t>{{BORROWER_</w:t>
+      </w:r>
+      <w:r>
+        <w:rPr>
+          <w:b/>
+          <w:bCs/>
+          <w:sz w:val="26"/>
+          <w:szCs w:val="26"/>
+        </w:rPr>
+        <w:t>UNIT</w:t>
+      </w:r>
+      <w:r>
+        <w:rPr>
+          <w:b/>
+          <w:bCs/>
+          <w:sz w:val="26"/>
+          <w:szCs w:val="26"/>
+        </w:rPr>
+        <w:t>_ADDRESS}}</w:t>
+      </w:r>
+      <w:r>
+        <w:rPr>
+          <w:sz w:val="26"/>
+          <w:szCs w:val="26"/>
+        </w:rPr>
+        <w:t xml:space="preserve"> Whatsoever and wherever in the possession or occupation of the Borrower as security for the payment to the Bank of the loan or the Balance due to the Bank by the Borrower on the Loan Account, hereunder referred to as "the Hypothecated Assets". </w:t>
       </w:r>
     </w:p>
     <w:p>
@@ -3163,12 +3197,16 @@
           <w:numId w:val="12"/>
         </w:numPr>
         <w:rPr>
-          <w:sz w:val="26"/>
-          <w:szCs w:val="26"/>
-        </w:rPr>
-      </w:pPr>
-      <w:r>
-        <w:rPr>
+          <w:b/>
+          <w:bCs/>
+          <w:sz w:val="26"/>
+          <w:szCs w:val="26"/>
+        </w:rPr>
+      </w:pPr>
+      <w:r>
+        <w:rPr>
+          <w:b/>
+          <w:bCs/>
           <w:sz w:val="26"/>
           <w:szCs w:val="26"/>
         </w:rPr>
@@ -3193,7 +3231,16 @@
           <w:szCs w:val="26"/>
         </w:rPr>
         <w:lastRenderedPageBreak/>
-        <w:t>All the tangible movable machinery and plant of the Borrower together with spares, tools and accessories and other movables, both present and future, which lying loose or in cases which are now lying or stored in or about or shall be brought into or be stored or be in or upon or about the Borrower s premises and godowns or wherever else the same may be or be held by any party to the order or disposition of the Borrower relating to or pertaining to the Borrower s works at {{BORROWER_PREMISES_ADDRESS}}</w:t>
+        <w:t xml:space="preserve">All the tangible movable machinery and plant of the Borrower together with spares, tools and accessories and other movables, both present and future, which lying loose or in cases which are now lying or stored in or about or shall be brought into or be stored or be in or upon or about the Borrower s premises and godowns or wherever else the same may be or be held by any party to the order or disposition of the Borrower relating to or pertaining to the Borrower s works at </w:t>
+      </w:r>
+      <w:r>
+        <w:rPr>
+          <w:b/>
+          <w:bCs/>
+          <w:sz w:val="26"/>
+          <w:szCs w:val="26"/>
+        </w:rPr>
+        <w:t>{{BORROWER_UNIT_ADDRESS}}</w:t>
       </w:r>
     </w:p>
     <w:p>
@@ -4198,7 +4245,55 @@
           <w:sz w:val="28"/>
           <w:szCs w:val="28"/>
         </w:rPr>
-        <w:t xml:space="preserve">IN WITNESS WHEREOF the Borrower has hereunto put his hand and seal this day {{DAY}} of {{MONTH}} of 20{{YEAR_YY}}. </w:t>
+        <w:t xml:space="preserve">IN WITNESS WHEREOF the Borrower has hereunto put his hand and seal this day </w:t>
+      </w:r>
+      <w:r>
+        <w:rPr>
+          <w:b/>
+          <w:bCs/>
+          <w:sz w:val="28"/>
+          <w:szCs w:val="28"/>
+        </w:rPr>
+        <w:t>{{DAY}}</w:t>
+      </w:r>
+      <w:r>
+        <w:rPr>
+          <w:sz w:val="28"/>
+          <w:szCs w:val="28"/>
+        </w:rPr>
+        <w:t xml:space="preserve"> of </w:t>
+      </w:r>
+      <w:r>
+        <w:rPr>
+          <w:b/>
+          <w:bCs/>
+          <w:sz w:val="28"/>
+          <w:szCs w:val="28"/>
+        </w:rPr>
+        <w:t>{{MONTH}}</w:t>
+      </w:r>
+      <w:r>
+        <w:rPr>
+          <w:sz w:val="28"/>
+          <w:szCs w:val="28"/>
+        </w:rPr>
+        <w:t xml:space="preserve"> of 20</w:t>
+      </w:r>
+      <w:r>
+        <w:rPr>
+          <w:b/>
+          <w:bCs/>
+          <w:sz w:val="28"/>
+          <w:szCs w:val="28"/>
+        </w:rPr>
+        <w:t>{{YEAR_YY}}</w:t>
+      </w:r>
+      <w:r>
+        <w:rPr>
+          <w:sz w:val="28"/>
+          <w:szCs w:val="28"/>
+        </w:rPr>
+        <w:t xml:space="preserve">. </w:t>
       </w:r>
     </w:p>
     <w:p>
@@ -6370,6 +6465,7 @@
   <w:style w:type="character" w:default="1" w:styleId="DefaultParagraphFont">
     <w:name w:val="Default Paragraph Font"/>
     <w:uiPriority w:val="1"/>
+    <w:semiHidden/>
     <w:unhideWhenUsed/>
   </w:style>
   <w:style w:type="table" w:default="1" w:styleId="TableNormal">

--- a/Docs/SecurityDocs/SD19-TERM LOAN AGREEMENT (HYPOTHECATION OF MOVABLES).docx
+++ b/Docs/SecurityDocs/SD19-TERM LOAN AGREEMENT (HYPOTHECATION OF MOVABLES).docx
@@ -43,7 +43,87 @@
           <w:sz w:val="26"/>
           <w:szCs w:val="26"/>
         </w:rPr>
-        <w:t xml:space="preserve">THIS AGREEMENT made at {{PLACE}} this {{DAY}} day of {{MONTH}} 20{{YEAR_YY}} BY {{BORROWER_NAME}} (Hereinafter called 'the Borrower' more fully described in Schedule I hereunder, which expression shall include its heirs, administrators, executors, Trustees, members, Survivor(s) and Successors-in-interest as the case may be, unless repugnant to the context thereto) IN FAVOUR OF Union Bank of India, a Body Corporate constituted under Banking Companies (Acquisition &amp; Transfer of Undertakings) Act, 1970 having its Head Office at 239, Vidhan Bhavan Marg, Nariman Point, Mumbai - 400021 and having a branch at/named {{BRANCH_NAME}} (Hereinafter called 'the Bank' which term unless the context otherwise requires includes its successors and assigns from time to time) </w:t>
+        <w:t xml:space="preserve">THIS AGREEMENT made at </w:t>
+      </w:r>
+      <w:r>
+        <w:rPr>
+          <w:b/>
+          <w:bCs/>
+          <w:sz w:val="26"/>
+          <w:szCs w:val="26"/>
+        </w:rPr>
+        <w:t>{{PLACE}}</w:t>
+      </w:r>
+      <w:r>
+        <w:rPr>
+          <w:sz w:val="26"/>
+          <w:szCs w:val="26"/>
+        </w:rPr>
+        <w:t xml:space="preserve"> this </w:t>
+      </w:r>
+      <w:r>
+        <w:rPr>
+          <w:b/>
+          <w:bCs/>
+          <w:sz w:val="26"/>
+          <w:szCs w:val="26"/>
+        </w:rPr>
+        <w:t>{{DAY}}</w:t>
+      </w:r>
+      <w:r>
+        <w:rPr>
+          <w:sz w:val="26"/>
+          <w:szCs w:val="26"/>
+        </w:rPr>
+        <w:t xml:space="preserve"> day of </w:t>
+      </w:r>
+      <w:r>
+        <w:rPr>
+          <w:b/>
+          <w:bCs/>
+          <w:sz w:val="26"/>
+          <w:szCs w:val="26"/>
+        </w:rPr>
+        <w:t>{{MONTH}} 20{{YEAR_YY}}</w:t>
+      </w:r>
+      <w:r>
+        <w:rPr>
+          <w:sz w:val="26"/>
+          <w:szCs w:val="26"/>
+        </w:rPr>
+        <w:t xml:space="preserve"> BY </w:t>
+      </w:r>
+      <w:r>
+        <w:rPr>
+          <w:b/>
+          <w:bCs/>
+          <w:sz w:val="26"/>
+          <w:szCs w:val="26"/>
+        </w:rPr>
+        <w:t>{{BORROWER_NAME}}</w:t>
+      </w:r>
+      <w:r>
+        <w:rPr>
+          <w:sz w:val="26"/>
+          <w:szCs w:val="26"/>
+        </w:rPr>
+        <w:t xml:space="preserve"> (Hereinafter called 'the Borrower' more fully described in Schedule I hereunder, which expression shall include its heirs, administrators, executors, Trustees, members, Survivor(s) and Successors-in-interest as the case may be, unless repugnant to the context thereto) IN FAVOUR OF Union Bank of India, a Body Corporate constituted under Banking Companies (Acquisition &amp; Transfer of Undertakings) Act, 1970 having its Head Office at 239, Vidhan Bhavan Marg, Nariman Point, Mumbai - 400021 and having a branch at/named </w:t>
+      </w:r>
+      <w:r>
+        <w:rPr>
+          <w:b/>
+          <w:bCs/>
+          <w:sz w:val="26"/>
+          <w:szCs w:val="26"/>
+        </w:rPr>
+        <w:t>{{BRANCH_NAME}}</w:t>
+      </w:r>
+      <w:r>
+        <w:rPr>
+          <w:sz w:val="26"/>
+          <w:szCs w:val="26"/>
+        </w:rPr>
+        <w:t xml:space="preserve"> (Hereinafter called 'the Bank' which term unless the context otherwise requires includes its successors and assigns from time to time) </w:t>
       </w:r>
     </w:p>
     <w:p>
@@ -177,7 +257,55 @@
           <w:sz w:val="26"/>
           <w:szCs w:val="26"/>
         </w:rPr>
-        <w:t xml:space="preserve">WHEREAS the Borrower has applied to the Bank for a Term Loan/Deferred Payment Guarantee Letter (Hereinafter referred to as DPGL) for the purpose of procuring the machinery / plant / vehicle/ craft /capital goods / assets or for any other purpose connected with the conduct of the business of the Borrower on the security of all the movable assets of the Borrower, and the Bank having agreed to the same and the Bank having sanctioned a Term Loan/DPGL of Rs. {{LOAN_AMOUNT_FIGURE}} (Rs. {{LOAN_AMOUNT_WORDS}}) (Hereinafter called 'the loan' or 'the loan account' depending on the context) subject to the terms and conditions conveyed </w:t>
+        <w:t xml:space="preserve">WHEREAS the Borrower has applied to the Bank for a Term Loan/Deferred Payment Guarantee Letter (Hereinafter referred to as DPGL) for the purpose of procuring the machinery / plant / vehicle/ craft /capital goods / assets or for any other purpose connected with the conduct of the business of the Borrower on the security of all the movable assets of the Borrower, and the Bank having agreed to the same and the Bank having sanctioned a Term Loan/DPGL of Rs. </w:t>
+      </w:r>
+      <w:r>
+        <w:rPr>
+          <w:b/>
+          <w:bCs/>
+          <w:sz w:val="26"/>
+          <w:szCs w:val="26"/>
+        </w:rPr>
+        <w:t>{{LOAN_AMOUNT_FIGURE}}</w:t>
+      </w:r>
+      <w:r>
+        <w:rPr>
+          <w:sz w:val="26"/>
+          <w:szCs w:val="26"/>
+        </w:rPr>
+        <w:t xml:space="preserve"> </w:t>
+      </w:r>
+      <w:r>
+        <w:rPr>
+          <w:b/>
+          <w:bCs/>
+          <w:sz w:val="26"/>
+          <w:szCs w:val="26"/>
+        </w:rPr>
+        <w:t>(</w:t>
+      </w:r>
+      <w:r>
+        <w:rPr>
+          <w:sz w:val="26"/>
+          <w:szCs w:val="26"/>
+        </w:rPr>
+        <w:t xml:space="preserve">Rs. </w:t>
+      </w:r>
+      <w:r>
+        <w:rPr>
+          <w:b/>
+          <w:bCs/>
+          <w:sz w:val="26"/>
+          <w:szCs w:val="26"/>
+        </w:rPr>
+        <w:t>{{LOAN_AMOUNT_WORDS}})</w:t>
+      </w:r>
+      <w:r>
+        <w:rPr>
+          <w:sz w:val="26"/>
+          <w:szCs w:val="26"/>
+        </w:rPr>
+        <w:t xml:space="preserve"> (Hereinafter </w:t>
       </w:r>
       <w:r>
         <w:rPr>
@@ -185,7 +313,39 @@
           <w:szCs w:val="26"/>
         </w:rPr>
         <w:lastRenderedPageBreak/>
-        <w:t xml:space="preserve">to the Borrower by the Bank vide Sanction Letter No {{SANCTION_LETTER_NO}} dated {{SANCTION_DATE}} and those terms &amp; conditions shall be treated as part and parcel of this Agreement and, the Borrower hereby agrees and confirms the various terms and conditions stipulated by the Bank as contained hereinafter </w:t>
+        <w:t xml:space="preserve">called 'the loan' or 'the loan account' depending on the context) subject to the terms and conditions conveyed to the Borrower by the Bank vide Sanction Letter No </w:t>
+      </w:r>
+      <w:r>
+        <w:rPr>
+          <w:b/>
+          <w:bCs/>
+          <w:sz w:val="26"/>
+          <w:szCs w:val="26"/>
+        </w:rPr>
+        <w:t>{{SANCTION_LETTER_NO}}</w:t>
+      </w:r>
+      <w:r>
+        <w:rPr>
+          <w:sz w:val="26"/>
+          <w:szCs w:val="26"/>
+        </w:rPr>
+        <w:t xml:space="preserve"> dated </w:t>
+      </w:r>
+      <w:r>
+        <w:rPr>
+          <w:b/>
+          <w:bCs/>
+          <w:sz w:val="26"/>
+          <w:szCs w:val="26"/>
+        </w:rPr>
+        <w:t>{{SANCTION_DATE}}</w:t>
+      </w:r>
+      <w:r>
+        <w:rPr>
+          <w:sz w:val="26"/>
+          <w:szCs w:val="26"/>
+        </w:rPr>
+        <w:t xml:space="preserve"> and those terms &amp; conditions shall be treated as part and parcel of this Agreement and, the Borrower hereby agrees and confirms the various terms and conditions stipulated by the Bank as contained hereinafter </w:t>
       </w:r>
     </w:p>
     <w:p>
@@ -638,10 +798,21 @@
           <w:sz w:val="26"/>
           <w:szCs w:val="26"/>
         </w:rPr>
-        <w:t xml:space="preserve"> commencing from {{</w:t>
-      </w:r>
-      <w:r>
-        <w:rPr>
+        <w:t xml:space="preserve"> commencing from </w:t>
+      </w:r>
+      <w:r>
+        <w:rPr>
+          <w:b/>
+          <w:bCs/>
+          <w:sz w:val="26"/>
+          <w:szCs w:val="26"/>
+        </w:rPr>
+        <w:t>{{</w:t>
+      </w:r>
+      <w:r>
+        <w:rPr>
+          <w:b/>
+          <w:bCs/>
           <w:sz w:val="26"/>
           <w:szCs w:val="26"/>
         </w:rPr>
@@ -649,10 +820,19 @@
       </w:r>
       <w:r>
         <w:rPr>
-          <w:sz w:val="26"/>
-          <w:szCs w:val="26"/>
-        </w:rPr>
-        <w:t xml:space="preserve">}} as per the tenure described in the Schedule II B(I) hereto and the </w:t>
+          <w:b/>
+          <w:bCs/>
+          <w:sz w:val="26"/>
+          <w:szCs w:val="26"/>
+        </w:rPr>
+        <w:t>}}</w:t>
+      </w:r>
+      <w:r>
+        <w:rPr>
+          <w:sz w:val="26"/>
+          <w:szCs w:val="26"/>
+        </w:rPr>
+        <w:t xml:space="preserve"> as per the tenure described in the Schedule II B(I) hereto and the </w:t>
       </w:r>
       <w:proofErr w:type="spellStart"/>
       <w:r>
@@ -723,7 +903,16 @@
           <w:sz w:val="26"/>
           <w:szCs w:val="26"/>
         </w:rPr>
-        <w:t>Rs. {{DPGL_AMOUNT_FIGURE}}</w:t>
+        <w:t xml:space="preserve">Rs. </w:t>
+      </w:r>
+      <w:r>
+        <w:rPr>
+          <w:b/>
+          <w:bCs/>
+          <w:sz w:val="26"/>
+          <w:szCs w:val="26"/>
+        </w:rPr>
+        <w:t>{{DPGL_AMOUNT_FIGURE}}</w:t>
       </w:r>
       <w:r>
         <w:rPr>
@@ -859,137 +1048,148 @@
     </w:p>
     <w:p>
       <w:pPr>
-        <w:ind w:left="426"/>
-        <w:jc w:val="both"/>
-        <w:rPr>
-          <w:b/>
-          <w:bCs/>
-          <w:sz w:val="26"/>
-          <w:szCs w:val="26"/>
-        </w:rPr>
+        <w:ind w:left="709"/>
+        <w:jc w:val="both"/>
       </w:pPr>
       <w:proofErr w:type="spellStart"/>
       <w:r>
-        <w:rPr>
-          <w:b/>
-          <w:bCs/>
-          <w:sz w:val="26"/>
-          <w:szCs w:val="26"/>
-        </w:rPr>
         <w:t>i</w:t>
       </w:r>
       <w:proofErr w:type="spellEnd"/>
       <w:r>
-        <w:rPr>
-          <w:b/>
-          <w:bCs/>
-          <w:sz w:val="26"/>
-          <w:szCs w:val="26"/>
-        </w:rPr>
-        <w:t xml:space="preserve">) {{INTEREST_RATE}} percentage per annum with {{INTEREST_RESTS}} rests </w:t>
-      </w:r>
-    </w:p>
-    <w:p>
-      <w:pPr>
-        <w:ind w:left="426"/>
+        <w:t>)</w:t>
+      </w:r>
+      <w:r>
+        <w:rPr>
+          <w:b/>
+          <w:bCs/>
+        </w:rPr>
+        <w:t>{{FIXED_INTEREST_RATE}}</w:t>
+      </w:r>
+      <w:r>
+        <w:t xml:space="preserve"> percentage per annum with </w:t>
+      </w:r>
+      <w:r>
+        <w:rPr>
+          <w:b/>
+          <w:bCs/>
+        </w:rPr>
+        <w:t>{{FIXED_INTEREST_RESTS}}</w:t>
+      </w:r>
+      <w:r>
+        <w:t xml:space="preserve"> rests </w:t>
+      </w:r>
+    </w:p>
+    <w:p>
+      <w:pPr>
+        <w:ind w:left="709"/>
         <w:jc w:val="center"/>
         <w:rPr>
           <w:b/>
           <w:bCs/>
-          <w:sz w:val="26"/>
-          <w:szCs w:val="26"/>
-        </w:rPr>
-      </w:pPr>
-      <w:r>
-        <w:rPr>
-          <w:b/>
-          <w:bCs/>
-          <w:sz w:val="26"/>
-          <w:szCs w:val="26"/>
+        </w:rPr>
+      </w:pPr>
+      <w:r>
+        <w:rPr>
+          <w:b/>
+          <w:bCs/>
         </w:rPr>
         <w:t>or</w:t>
       </w:r>
     </w:p>
     <w:p>
       <w:pPr>
-        <w:ind w:left="426"/>
-        <w:jc w:val="both"/>
-        <w:rPr>
-          <w:b/>
-          <w:bCs/>
-          <w:sz w:val="26"/>
-          <w:szCs w:val="26"/>
-        </w:rPr>
-      </w:pPr>
-      <w:r>
-        <w:rPr>
-          <w:b/>
-          <w:bCs/>
-          <w:sz w:val="26"/>
-          <w:szCs w:val="26"/>
-        </w:rPr>
-        <w:t xml:space="preserve">ii) {{MCLR_RATE}} % per annum being the applicable Bank's lending rate / 1 yr/2Yr/3Yr/6M/3M/1M/Overnight MCLR rate which is {{MCLR_CURRENT_RATE}} % per annum at present plus spread of {{MCLR_SPREAD_RATE}} % per monthly/quarterly/half Yearly / Annual rests </w:t>
-      </w:r>
-    </w:p>
-    <w:p>
-      <w:pPr>
-        <w:ind w:left="426"/>
+        <w:ind w:left="709"/>
+        <w:jc w:val="both"/>
+      </w:pPr>
+      <w:r>
+        <w:t xml:space="preserve">ii) </w:t>
+      </w:r>
+      <w:r>
+        <w:rPr>
+          <w:b/>
+          <w:bCs/>
+        </w:rPr>
+        <w:t>{{MCLR_APPLICABLE_RATE}}</w:t>
+      </w:r>
+      <w:r>
+        <w:t xml:space="preserve"> % per annum being the applicable Bank's lending rate/ 1 yr/2Yr/3Yr/6M/3M/1M/Overnight - MCLR rate which is </w:t>
+      </w:r>
+      <w:r>
+        <w:rPr>
+          <w:b/>
+          <w:bCs/>
+        </w:rPr>
+        <w:t>{{MCLR_CURRENT_RATE}}</w:t>
+      </w:r>
+      <w:r>
+        <w:t xml:space="preserve"> % per annum at present plus spread of </w:t>
+      </w:r>
+      <w:r>
+        <w:rPr>
+          <w:b/>
+          <w:bCs/>
+        </w:rPr>
+        <w:t xml:space="preserve">{{MCLR_SPREAD_RATE}} </w:t>
+      </w:r>
+      <w:r>
+        <w:t xml:space="preserve">% per monthly/quarterly/Half Yearly / Annual rests </w:t>
+      </w:r>
+    </w:p>
+    <w:p>
+      <w:pPr>
+        <w:ind w:left="709"/>
         <w:jc w:val="center"/>
         <w:rPr>
           <w:b/>
           <w:bCs/>
-          <w:sz w:val="26"/>
-          <w:szCs w:val="26"/>
-        </w:rPr>
-      </w:pPr>
-      <w:r>
-        <w:rPr>
-          <w:b/>
-          <w:bCs/>
-          <w:sz w:val="26"/>
-          <w:szCs w:val="26"/>
+        </w:rPr>
+      </w:pPr>
+      <w:r>
+        <w:rPr>
+          <w:b/>
+          <w:bCs/>
         </w:rPr>
         <w:t>or</w:t>
       </w:r>
     </w:p>
     <w:p>
       <w:pPr>
-        <w:ind w:left="426"/>
-        <w:jc w:val="both"/>
-        <w:rPr>
-          <w:b/>
-          <w:bCs/>
-          <w:sz w:val="26"/>
-          <w:szCs w:val="26"/>
-        </w:rPr>
-      </w:pPr>
-      <w:r>
-        <w:rPr>
-          <w:b/>
-          <w:bCs/>
-          <w:sz w:val="26"/>
-          <w:szCs w:val="26"/>
-        </w:rPr>
-        <w:t xml:space="preserve">iii) {{INTEREST_RATE}} % per annum being EBLR rate (comprising of RBI Repo Rate and Spread) which is {{EBLR_RATE}} % per annum at present plus Premium of {{EBLR_PREMIUM_RATE}} % at present compounded monthly/quarterly/half Yearly / annually </w:t>
-      </w:r>
-      <w:r>
-        <w:rPr>
-          <w:b/>
-          <w:bCs/>
-          <w:sz w:val="26"/>
-          <w:szCs w:val="26"/>
-          <w:u w:val="single"/>
-        </w:rPr>
-        <w:t>("Spread" means the rate chargeable to the Borrower by the Bank to cover its costs and shall comprise of operating cost and capital charge. "Premium" means the rate chargeable to the Borrower by the Bank based on the yearly credit assessment/rating of the Borrower and shall comprises of credit risk premium and strategic premium</w:t>
-      </w:r>
-      <w:r>
-        <w:rPr>
-          <w:b/>
-          <w:bCs/>
-          <w:sz w:val="26"/>
-          <w:szCs w:val="26"/>
-        </w:rPr>
-        <w:t xml:space="preserve">) </w:t>
+        <w:ind w:left="709"/>
+        <w:jc w:val="both"/>
+      </w:pPr>
+      <w:r>
+        <w:t xml:space="preserve">iii) </w:t>
+      </w:r>
+      <w:r>
+        <w:rPr>
+          <w:b/>
+          <w:bCs/>
+        </w:rPr>
+        <w:t>{{EBLR_APPLICABLE_RATE}}</w:t>
+      </w:r>
+      <w:r>
+        <w:t xml:space="preserve"> % per annum being EBLR rate (comprising of RBI Repo Rate and Spread) which is </w:t>
+      </w:r>
+      <w:r>
+        <w:rPr>
+          <w:b/>
+          <w:bCs/>
+        </w:rPr>
+        <w:t>{{EBLR_CURRENT_RATE}}</w:t>
+      </w:r>
+      <w:r>
+        <w:t xml:space="preserve"> % per annum at present plus Premium of </w:t>
+      </w:r>
+      <w:r>
+        <w:rPr>
+          <w:b/>
+          <w:bCs/>
+        </w:rPr>
+        <w:t xml:space="preserve">{{EBLR_PREMIUM_RATE}} </w:t>
+      </w:r>
+      <w:r>
+        <w:t xml:space="preserve">% at present compounded monthly/quarterly/half yearly/annually ("Spread" means the rate chargeable to the Borrower by the Bank to cover its costs and shall comprise of operating cost and capital charge. "Premium" means the rate chargeable to the Borrower by the Bank based on the yearly credit assessment/rating of the Borrower and shall comprises of credit risk premium and strategic premium) </w:t>
       </w:r>
     </w:p>
     <w:p>
@@ -1073,8 +1273,15 @@
           <w:sz w:val="26"/>
           <w:szCs w:val="26"/>
         </w:rPr>
+        <w:t xml:space="preserve">(b) Provided further, without prejudice to the Bank's other rights and remedies, that the Bank shall be entitled to charge, in its discretion, penal charges as specified in the sanction letter for each default subject to maximum of 2% p.a. plus applicable </w:t>
+      </w:r>
+      <w:r>
+        <w:rPr>
+          <w:sz w:val="26"/>
+          <w:szCs w:val="26"/>
+        </w:rPr>
         <w:lastRenderedPageBreak/>
-        <w:t xml:space="preserve">(b) Provided further, without prejudice to the Bank's other rights and remedies, that the Bank shall be entitled to charge, in its discretion, penal charges as specified in the sanction letter for each default subject to maximum of 2% p.a. plus applicable taxes from the date of such default till regularising or clearing the account/s in full as the case may be. </w:t>
+        <w:t xml:space="preserve">taxes from the date of such default till regularising or clearing the account/s in full as the case may be. </w:t>
       </w:r>
     </w:p>
     <w:p>
@@ -1188,8 +1395,15 @@
           <w:sz w:val="26"/>
           <w:szCs w:val="26"/>
         </w:rPr>
+        <w:t xml:space="preserve">It shall be lawful for the Bank and its Agents without notice to enter into or upon the offices, godowns, factory, or places of storage of any of the Hypothecated Assets for the purpose of taking inspection of or checking the </w:t>
+      </w:r>
+      <w:r>
+        <w:rPr>
+          <w:sz w:val="26"/>
+          <w:szCs w:val="26"/>
+        </w:rPr>
         <w:lastRenderedPageBreak/>
-        <w:t xml:space="preserve">It shall be lawful for the Bank and its Agents without notice to enter into or upon the offices, godowns, factory, or places of storage of any of the Hypothecated Assets for the purpose of taking inspection of or checking the Hypothecated Assets and making account and inspecting the books of account of the Borrower and it shall also be lawful for the Bank to have all or any of the Hypothecated Assets valued by the appraiser or other valuer to be appointed by the Bank and all such expenses and the fees and expenses of such valuation/inspection shall be debited to the Borrower in the said Loan Account / Cash Credit/ Current Account of the Borrower and be payable accordingly and shall until payment be treated as forming part of the loan secured by this Agreement. </w:t>
+        <w:t xml:space="preserve">Hypothecated Assets and making account and inspecting the books of account of the Borrower and it shall also be lawful for the Bank to have all or any of the Hypothecated Assets valued by the appraiser or other valuer to be appointed by the Bank and all such expenses and the fees and expenses of such valuation/inspection shall be debited to the Borrower in the said Loan Account / Cash Credit/ Current Account of the Borrower and be payable accordingly and shall until payment be treated as forming part of the loan secured by this Agreement. </w:t>
       </w:r>
     </w:p>
     <w:p>
@@ -1319,15 +1533,7 @@
           <w:sz w:val="26"/>
           <w:szCs w:val="26"/>
         </w:rPr>
-        <w:t xml:space="preserve">If the Hypothecated Assets include any motor vehicle/s as defined by the Motor Vehicles Act, 1988 the Borrower agrees to furnish to the Bank with all particulars of registration entered in the Registration Book of Vehicles maintained by the Local Road Transport Authority and to have the Bank's charge recorded in the Registration Book and all such particulars shall be lodged with the Bank within 15 days from the date of this Agreement or such other extended date as the Bank may </w:t>
-      </w:r>
-      <w:r>
-        <w:rPr>
-          <w:sz w:val="26"/>
-          <w:szCs w:val="26"/>
-        </w:rPr>
-        <w:lastRenderedPageBreak/>
-        <w:t xml:space="preserve">grant and the Borrower agrees to insure the vehicle/s against all risks (including third party risk) as specified in Clause(6) above. </w:t>
+        <w:t xml:space="preserve">If the Hypothecated Assets include any motor vehicle/s as defined by the Motor Vehicles Act, 1988 the Borrower agrees to furnish to the Bank with all particulars of registration entered in the Registration Book of Vehicles maintained by the Local Road Transport Authority and to have the Bank's charge recorded in the Registration Book and all such particulars shall be lodged with the Bank within 15 days from the date of this Agreement or such other extended date as the Bank may grant and the Borrower agrees to insure the vehicle/s against all risks (including third party risk) as specified in Clause(6) above. </w:t>
       </w:r>
     </w:p>
     <w:p>
@@ -1354,6 +1560,7 @@
           <w:sz w:val="26"/>
           <w:szCs w:val="26"/>
         </w:rPr>
+        <w:lastRenderedPageBreak/>
         <w:t>(a</w:t>
       </w:r>
       <w:r>
@@ -1411,7 +1618,62 @@
           <w:sz w:val="26"/>
           <w:szCs w:val="26"/>
         </w:rPr>
+        <w:t>(</w:t>
+      </w:r>
+      <w:r>
+        <w:rPr>
+          <w:b/>
+          <w:bCs/>
+          <w:sz w:val="26"/>
+          <w:szCs w:val="26"/>
+        </w:rPr>
+        <w:t>a</w:t>
+      </w:r>
+      <w:r>
+        <w:rPr>
+          <w:sz w:val="26"/>
+          <w:szCs w:val="26"/>
+        </w:rPr>
+        <w:t xml:space="preserve">) It shall be lawful for the Bank at any time after taking possession of the Hypothecated Assets (without prejudice to the Bank's right of suit or any other right against the Borrower) to recover, receive, appoint receivers of or remove and / or sell either by public auction or private contract after giving 2 days' notice </w:t>
+      </w:r>
+      <w:r>
+        <w:rPr>
+          <w:sz w:val="26"/>
+          <w:szCs w:val="26"/>
+        </w:rPr>
         <w:lastRenderedPageBreak/>
+        <w:t xml:space="preserve">subject to such conditions as the Bank shall think fit or otherwise dispose of or deal with at any time or times the Hypothecated Assets or any part or parts thereof and/or to enforce, realise, settle, compromise and to deal with any rights or claims regarding any of the Hypothecated Assets without being bound to exercise or non-exercise thereof and notwithstanding that there may be any pending suit or other proceedings the Borrower undertakes to transfer and deliver to the Bank all relative contracts, securities, bills notes, </w:t>
+      </w:r>
+      <w:proofErr w:type="spellStart"/>
+      <w:r>
+        <w:rPr>
+          <w:sz w:val="26"/>
+          <w:szCs w:val="26"/>
+        </w:rPr>
+        <w:t>hundies</w:t>
+      </w:r>
+      <w:proofErr w:type="spellEnd"/>
+      <w:r>
+        <w:rPr>
+          <w:sz w:val="26"/>
+          <w:szCs w:val="26"/>
+        </w:rPr>
+        <w:t xml:space="preserve"> and documents and any acts of the Bank in this regard shall be binding on the Borrower. </w:t>
+      </w:r>
+    </w:p>
+    <w:p>
+      <w:pPr>
+        <w:jc w:val="both"/>
+        <w:rPr>
+          <w:sz w:val="26"/>
+          <w:szCs w:val="26"/>
+        </w:rPr>
+      </w:pPr>
+      <w:r>
+        <w:rPr>
+          <w:sz w:val="26"/>
+          <w:szCs w:val="26"/>
+        </w:rPr>
         <w:t>(</w:t>
       </w:r>
       <w:r>
@@ -1421,42 +1683,28 @@
           <w:sz w:val="26"/>
           <w:szCs w:val="26"/>
         </w:rPr>
-        <w:t>a</w:t>
-      </w:r>
-      <w:r>
-        <w:rPr>
-          <w:sz w:val="26"/>
-          <w:szCs w:val="26"/>
-        </w:rPr>
-        <w:t xml:space="preserve">) It shall be lawful for the Bank at any time after taking possession of the Hypothecated Assets (without prejudice to the Bank's right of suit or any other right against the Borrower) to recover, receive, appoint receivers of or remove and / or sell either by public auction or private contract after giving 2 days' notice subject to such conditions as the Bank shall think fit or otherwise dispose of or deal with at any time or times the Hypothecated Assets or any part or parts thereof and/or to enforce, realise, settle, compromise and to deal with any rights or claims regarding any of the Hypothecated Assets without being bound to exercise or non-exercise thereof and notwithstanding that there may be any pending suit or other proceedings the Borrower undertakes to transfer and deliver to the Bank all relative contracts, securities, bills notes, </w:t>
-      </w:r>
-      <w:proofErr w:type="spellStart"/>
-      <w:r>
-        <w:rPr>
-          <w:sz w:val="26"/>
-          <w:szCs w:val="26"/>
-        </w:rPr>
-        <w:t>hundies</w:t>
-      </w:r>
-      <w:proofErr w:type="spellEnd"/>
-      <w:r>
-        <w:rPr>
-          <w:sz w:val="26"/>
-          <w:szCs w:val="26"/>
-        </w:rPr>
-        <w:t xml:space="preserve"> and documents and any acts of the Bank in this regard shall be binding on the Borrower. </w:t>
-      </w:r>
-    </w:p>
-    <w:p>
-      <w:pPr>
-        <w:jc w:val="both"/>
-        <w:rPr>
-          <w:sz w:val="26"/>
-          <w:szCs w:val="26"/>
-        </w:rPr>
-      </w:pPr>
-      <w:r>
-        <w:rPr>
+        <w:t>b</w:t>
+      </w:r>
+      <w:r>
+        <w:rPr>
+          <w:sz w:val="26"/>
+          <w:szCs w:val="26"/>
+        </w:rPr>
+        <w:t xml:space="preserve">) The Bank shall apply the sale proceeds towards the loan Account to the extent of the balance due to the Bank or so much thereof as shall remain unpaid including interest at the rate aforesaid until payment and including all costs as between Attorney and Client, charges and expenses incurred by the Bank on any account whatsoever. If the net sum realised by such sale be insufficient to cover the balance due to the Bank, the Borrower shall be liable forthwith on production to the Borrower a statement prepared by the Bank to pay the balance appearing due to the Bank. </w:t>
+      </w:r>
+    </w:p>
+    <w:p>
+      <w:pPr>
+        <w:jc w:val="both"/>
+        <w:rPr>
+          <w:sz w:val="26"/>
+          <w:szCs w:val="26"/>
+        </w:rPr>
+      </w:pPr>
+      <w:r>
+        <w:rPr>
+          <w:b/>
+          <w:bCs/>
           <w:sz w:val="26"/>
           <w:szCs w:val="26"/>
         </w:rPr>
@@ -1469,28 +1717,26 @@
           <w:sz w:val="26"/>
           <w:szCs w:val="26"/>
         </w:rPr>
-        <w:t>b</w:t>
-      </w:r>
-      <w:r>
-        <w:rPr>
-          <w:sz w:val="26"/>
-          <w:szCs w:val="26"/>
-        </w:rPr>
-        <w:t xml:space="preserve">) The Bank shall apply the sale proceeds towards the loan Account to the extent of the balance due to the Bank or so much thereof as shall remain unpaid including interest at the rate aforesaid until payment and including all costs as between Attorney and Client, charges and expenses incurred by the Bank on any account whatsoever. If the net sum realised by such sale be insufficient to cover the balance due to the Bank, the Borrower shall be liable forthwith on production to the Borrower a statement prepared by the Bank to pay the balance appearing due to the Bank. </w:t>
-      </w:r>
-    </w:p>
-    <w:p>
-      <w:pPr>
-        <w:jc w:val="both"/>
-        <w:rPr>
-          <w:sz w:val="26"/>
-          <w:szCs w:val="26"/>
-        </w:rPr>
-      </w:pPr>
-      <w:r>
-        <w:rPr>
-          <w:b/>
-          <w:bCs/>
+        <w:t>c</w:t>
+      </w:r>
+      <w:r>
+        <w:rPr>
+          <w:sz w:val="26"/>
+          <w:szCs w:val="26"/>
+        </w:rPr>
+        <w:t xml:space="preserve">) In the event of there being surplus available of the net proceeds of such sale after payment in full of the balance due to the Bank it shall be lawful for the Bank to retain and apply the said surplus together with any other money or moneys belonging to the Borrower for the time being in the hands of the Bank in or under whatever accounts as far as the same shall extend against in or towards payment or liquidation of any and all other moneys that shall or may become due from the Borrower whether solely or jointly with any other person or persons, firm or company to the Bank by way of loans, discounted bill, letters of credit, guarantees, charges or of any other debits to liability including bills, notes, credits and other obligations, current though not then due or payable or other demands legal or equitable which the Bank have against the Borrower and whether the Borrower shall become or be adjudicated bankrupt or insolvent or be in liquidation or otherwise with interest thereon from the date on which any and all advances in respect thereon shall have been made at the rate of or respective rates at which the same shall have been advanced. </w:t>
+      </w:r>
+    </w:p>
+    <w:p>
+      <w:pPr>
+        <w:jc w:val="both"/>
+        <w:rPr>
+          <w:sz w:val="26"/>
+          <w:szCs w:val="26"/>
+        </w:rPr>
+      </w:pPr>
+      <w:r>
+        <w:rPr>
           <w:sz w:val="26"/>
           <w:szCs w:val="26"/>
         </w:rPr>
@@ -1503,47 +1749,22 @@
           <w:sz w:val="26"/>
           <w:szCs w:val="26"/>
         </w:rPr>
-        <w:t>c</w:t>
-      </w:r>
-      <w:r>
-        <w:rPr>
-          <w:sz w:val="26"/>
-          <w:szCs w:val="26"/>
-        </w:rPr>
-        <w:t xml:space="preserve">) In the event of there being surplus available of the net proceeds of such sale after payment in full of the balance due to the Bank it shall be lawful for the Bank to retain and apply the said surplus together with any other money or moneys belonging to the Borrower for the time being in the hands of the Bank in or under whatever accounts as far as the same shall extend against in or towards payment or liquidation of any and all other moneys that shall or may become due from the Borrower whether solely or jointly with any other person or persons, firm or company to the Bank by way of loans, discounted bill, letters of credit, guarantees, charges or of any other debits to liability including bills, notes, credits and other obligations, current though not then due or payable or other demands legal or equitable which the Bank have against the Borrower and whether the Borrower shall become or be adjudicated bankrupt or insolvent or be in liquidation or otherwise with interest thereon from the date on which any and all advances in respect thereon shall have been made at the rate of or respective rates at which the same shall have been advanced. </w:t>
-      </w:r>
-    </w:p>
-    <w:p>
-      <w:pPr>
-        <w:jc w:val="both"/>
-        <w:rPr>
-          <w:sz w:val="26"/>
-          <w:szCs w:val="26"/>
-        </w:rPr>
-      </w:pPr>
+        <w:t>d)</w:t>
+      </w:r>
+      <w:r>
+        <w:rPr>
+          <w:sz w:val="26"/>
+          <w:szCs w:val="26"/>
+        </w:rPr>
+        <w:t xml:space="preserve"> The Borrower agrees to accept without question in and out of Court a statement of account made out from the papers and / or Books of the Bank and signed by the Manager or other duly authorised officer of the Bank as conclusive proof of the amount realised by any such sale as aforesaid and of any sum claimed to be due from the Borrower to the Bank under this Agreement and of the costs and </w:t>
+      </w:r>
       <w:r>
         <w:rPr>
           <w:sz w:val="26"/>
           <w:szCs w:val="26"/>
         </w:rPr>
         <w:lastRenderedPageBreak/>
-        <w:t>(</w:t>
-      </w:r>
-      <w:r>
-        <w:rPr>
-          <w:b/>
-          <w:bCs/>
-          <w:sz w:val="26"/>
-          <w:szCs w:val="26"/>
-        </w:rPr>
-        <w:t>d)</w:t>
-      </w:r>
-      <w:r>
-        <w:rPr>
-          <w:sz w:val="26"/>
-          <w:szCs w:val="26"/>
-        </w:rPr>
-        <w:t xml:space="preserve"> The Borrower agrees to accept without question in and out of Court a statement of account made out from the papers and / or Books of the Bank and signed by the Manager or other duly authorised officer of the Bank as conclusive proof of the amount realised by any such sale as aforesaid and of any sum claimed to be due from the Borrower to the Bank under this Agreement and of the costs and expenses incurred in connection therewith without the production of any other voucher, document or paper. </w:t>
+        <w:t xml:space="preserve">expenses incurred in connection therewith without the production of any other voucher, document or paper. </w:t>
       </w:r>
     </w:p>
     <w:p>
@@ -1766,24 +1987,24 @@
           <w:sz w:val="26"/>
           <w:szCs w:val="26"/>
         </w:rPr>
+        <w:t xml:space="preserve">(ii) Any representation and / or the statements made by the Borrower in the Application being found to be incorrect and / or the Borrower committing any breach of default in the performance or observance of any terms, conditions or provisions contained in the said Application and / or the letter of sanction and / or contained herein. </w:t>
+      </w:r>
+    </w:p>
+    <w:p>
+      <w:pPr>
+        <w:ind w:left="709"/>
+        <w:jc w:val="both"/>
+        <w:rPr>
+          <w:sz w:val="26"/>
+          <w:szCs w:val="26"/>
+        </w:rPr>
+      </w:pPr>
+      <w:r>
+        <w:rPr>
+          <w:sz w:val="26"/>
+          <w:szCs w:val="26"/>
+        </w:rPr>
         <w:lastRenderedPageBreak/>
-        <w:t xml:space="preserve">(ii) Any representation and / or the statements made by the Borrower in the Application being found to be incorrect and / or the Borrower committing any breach of default in the performance or observance of any terms, conditions or provisions contained in the said Application and / or the letter of sanction and / or contained herein. </w:t>
-      </w:r>
-    </w:p>
-    <w:p>
-      <w:pPr>
-        <w:ind w:left="709"/>
-        <w:jc w:val="both"/>
-        <w:rPr>
-          <w:sz w:val="26"/>
-          <w:szCs w:val="26"/>
-        </w:rPr>
-      </w:pPr>
-      <w:r>
-        <w:rPr>
-          <w:sz w:val="26"/>
-          <w:szCs w:val="26"/>
-        </w:rPr>
         <w:t xml:space="preserve">(iii) The Borrower entering into any arrangement or composition with Borrower's creditors or committing any act the consequence of which may lead to the Borrower (in case of an individual) being declared insolvent (and in case of public or a private limited company) of being ordered to be wound up. </w:t>
       </w:r>
     </w:p>
@@ -1943,15 +2164,7 @@
           <w:sz w:val="26"/>
           <w:szCs w:val="26"/>
         </w:rPr>
-        <w:t xml:space="preserve">The Borrower agrees to accept as conclusive proof of the correctness of any sum due from them to the Bank under this Agreement or statement of account made out from the Books of the Bank signed by the authorised official of the Bank without production of any other voucher, documents or paper as also to </w:t>
-      </w:r>
-      <w:r>
-        <w:rPr>
-          <w:sz w:val="26"/>
-          <w:szCs w:val="26"/>
-        </w:rPr>
-        <w:lastRenderedPageBreak/>
-        <w:t xml:space="preserve">pay all the interest accrued/to accrue in the loan account but not actually debited to the loan account. </w:t>
+        <w:t xml:space="preserve">The Borrower agrees to accept as conclusive proof of the correctness of any sum due from them to the Bank under this Agreement or statement of account made out from the Books of the Bank signed by the authorised official of the Bank without production of any other voucher, documents or paper as also to pay all the interest accrued/to accrue in the loan account but not actually debited to the loan account. </w:t>
       </w:r>
     </w:p>
     <w:p>
@@ -1975,7 +2188,15 @@
           <w:sz w:val="26"/>
           <w:szCs w:val="26"/>
         </w:rPr>
-        <w:t xml:space="preserve">The Borrower hereby further agrees that in case the Borrower commits default in the repayment of the loan or in the repayment of interest/charges thereon on due date/s, the Bank and/or Reserve Bank of India will have an unqualified right to disclose or publish the name of the Borrower or its Directors/partners/proprietor as defaulter in such manner and through such medium as the Bank or Reserve Bank of India in their absolute discretion may think fit. </w:t>
+        <w:t xml:space="preserve">The Borrower hereby further agrees that in case the Borrower commits default in the repayment of the loan or in the repayment of interest/charges thereon on due date/s, the Bank and/or Reserve Bank of India will have an unqualified right to disclose or publish the name of the Borrower or its </w:t>
+      </w:r>
+      <w:r>
+        <w:rPr>
+          <w:sz w:val="26"/>
+          <w:szCs w:val="26"/>
+        </w:rPr>
+        <w:lastRenderedPageBreak/>
+        <w:t xml:space="preserve">Directors/partners/proprietor as defaulter in such manner and through such medium as the Bank or Reserve Bank of India in their absolute discretion may think fit. </w:t>
       </w:r>
     </w:p>
     <w:p>
@@ -2071,8 +2292,15 @@
           <w:sz w:val="26"/>
           <w:szCs w:val="26"/>
         </w:rPr>
+        <w:t xml:space="preserve">The Borrower hereby agrees that in addition to any general lien or similar right to which the Bank may be entitled by law, Bank may at any time and without notice to him/them combine or consolidate all or any of his/their accounts with and liabilities to the Bank and set off or transfer any sum or sums standing to the credit of any one or more of such accounts in or towards satisfaction of any of his/their liabilities to the Bank on any other </w:t>
+      </w:r>
+      <w:r>
+        <w:rPr>
+          <w:sz w:val="26"/>
+          <w:szCs w:val="26"/>
+        </w:rPr>
         <w:lastRenderedPageBreak/>
-        <w:t xml:space="preserve">The Borrower hereby agrees that in addition to any general lien or similar right to which the Bank may be entitled by law, Bank may at any time and without notice to him/them combine or consolidate all or any of his/their accounts with and liabilities to the Bank and set off or transfer any sum or sums standing to the credit of any one or more of such accounts in or towards satisfaction of any of his/their liabilities to the Bank on any other account or any other respect whether such liabilities be actual or contingent, primary or collateral and several or joint. </w:t>
+        <w:t xml:space="preserve">account or any other respect whether such liabilities be actual or contingent, primary or collateral and several or joint. </w:t>
       </w:r>
     </w:p>
     <w:p>
@@ -2393,6 +2621,7 @@
           <w:szCs w:val="32"/>
           <w:u w:val="single"/>
         </w:rPr>
+        <w:lastRenderedPageBreak/>
         <w:t>SCHEDULE I</w:t>
       </w:r>
     </w:p>
@@ -3230,7 +3459,6 @@
           <w:sz w:val="26"/>
           <w:szCs w:val="26"/>
         </w:rPr>
-        <w:lastRenderedPageBreak/>
         <w:t xml:space="preserve">All the tangible movable machinery and plant of the Borrower together with spares, tools and accessories and other movables, both present and future, which lying loose or in cases which are now lying or stored in or about or shall be brought into or be stored or be in or upon or about the Borrower s premises and godowns or wherever else the same may be or be held by any party to the order or disposition of the Borrower relating to or pertaining to the Borrower s works at </w:t>
       </w:r>
       <w:r>
@@ -3346,9 +3574,9 @@
         <w:tblLook w:val="04A0" w:firstRow="1" w:lastRow="0" w:firstColumn="1" w:lastColumn="0" w:noHBand="0" w:noVBand="1"/>
       </w:tblPr>
       <w:tblGrid>
-        <w:gridCol w:w="3466"/>
+        <w:gridCol w:w="3469"/>
         <w:gridCol w:w="2408"/>
-        <w:gridCol w:w="3136"/>
+        <w:gridCol w:w="3133"/>
       </w:tblGrid>
       <w:tr>
         <w:trPr>
@@ -3524,12 +3752,16 @@
           <w:p>
             <w:pPr>
               <w:rPr>
+                <w:b/>
+                <w:bCs/>
                 <w:sz w:val="28"/>
                 <w:szCs w:val="28"/>
               </w:rPr>
             </w:pPr>
             <w:r>
               <w:rPr>
+                <w:b/>
+                <w:bCs/>
                 <w:sz w:val="28"/>
                 <w:szCs w:val="28"/>
               </w:rPr>
@@ -3558,12 +3790,16 @@
           <w:p>
             <w:pPr>
               <w:rPr>
+                <w:b/>
+                <w:bCs/>
                 <w:sz w:val="28"/>
                 <w:szCs w:val="28"/>
               </w:rPr>
             </w:pPr>
             <w:r>
               <w:rPr>
+                <w:b/>
+                <w:bCs/>
                 <w:sz w:val="28"/>
                 <w:szCs w:val="28"/>
               </w:rPr>
@@ -3592,12 +3828,16 @@
           <w:p>
             <w:pPr>
               <w:rPr>
+                <w:b/>
+                <w:bCs/>
                 <w:sz w:val="28"/>
                 <w:szCs w:val="28"/>
               </w:rPr>
             </w:pPr>
             <w:r>
               <w:rPr>
+                <w:b/>
+                <w:bCs/>
                 <w:sz w:val="28"/>
                 <w:szCs w:val="28"/>
               </w:rPr>
@@ -3980,12 +4220,16 @@
           <w:p>
             <w:pPr>
               <w:rPr>
+                <w:b/>
+                <w:bCs/>
                 <w:sz w:val="28"/>
                 <w:szCs w:val="28"/>
               </w:rPr>
             </w:pPr>
             <w:r>
               <w:rPr>
+                <w:b/>
+                <w:bCs/>
                 <w:sz w:val="28"/>
                 <w:szCs w:val="28"/>
               </w:rPr>
@@ -4014,12 +4258,16 @@
           <w:p>
             <w:pPr>
               <w:rPr>
+                <w:b/>
+                <w:bCs/>
                 <w:sz w:val="28"/>
                 <w:szCs w:val="28"/>
               </w:rPr>
             </w:pPr>
             <w:r>
               <w:rPr>
+                <w:b/>
+                <w:bCs/>
                 <w:sz w:val="28"/>
                 <w:szCs w:val="28"/>
               </w:rPr>
@@ -4048,12 +4296,16 @@
           <w:p>
             <w:pPr>
               <w:rPr>
+                <w:b/>
+                <w:bCs/>
                 <w:sz w:val="28"/>
                 <w:szCs w:val="28"/>
               </w:rPr>
             </w:pPr>
             <w:r>
               <w:rPr>
+                <w:b/>
+                <w:bCs/>
                 <w:sz w:val="28"/>
                 <w:szCs w:val="28"/>
               </w:rPr>
@@ -4082,12 +4334,16 @@
           <w:p>
             <w:pPr>
               <w:rPr>
+                <w:b/>
+                <w:bCs/>
                 <w:sz w:val="28"/>
                 <w:szCs w:val="28"/>
               </w:rPr>
             </w:pPr>
             <w:r>
               <w:rPr>
+                <w:b/>
+                <w:bCs/>
                 <w:sz w:val="28"/>
                 <w:szCs w:val="28"/>
               </w:rPr>
@@ -4116,12 +4372,16 @@
           <w:p>
             <w:pPr>
               <w:rPr>
+                <w:b/>
+                <w:bCs/>
                 <w:sz w:val="28"/>
                 <w:szCs w:val="28"/>
               </w:rPr>
             </w:pPr>
             <w:r>
               <w:rPr>
+                <w:b/>
+                <w:bCs/>
                 <w:sz w:val="28"/>
                 <w:szCs w:val="28"/>
               </w:rPr>
@@ -4150,12 +4410,16 @@
           <w:p>
             <w:pPr>
               <w:rPr>
+                <w:b/>
+                <w:bCs/>
                 <w:sz w:val="28"/>
                 <w:szCs w:val="28"/>
               </w:rPr>
             </w:pPr>
             <w:r>
               <w:rPr>
+                <w:b/>
+                <w:bCs/>
                 <w:sz w:val="28"/>
                 <w:szCs w:val="28"/>
               </w:rPr>
@@ -4184,12 +4448,16 @@
           <w:p>
             <w:pPr>
               <w:rPr>
+                <w:b/>
+                <w:bCs/>
                 <w:sz w:val="28"/>
                 <w:szCs w:val="28"/>
               </w:rPr>
             </w:pPr>
             <w:r>
               <w:rPr>
+                <w:b/>
+                <w:bCs/>
                 <w:sz w:val="28"/>
                 <w:szCs w:val="28"/>
               </w:rPr>
@@ -4218,12 +4486,16 @@
           <w:p>
             <w:pPr>
               <w:rPr>
+                <w:b/>
+                <w:bCs/>
                 <w:sz w:val="28"/>
                 <w:szCs w:val="28"/>
               </w:rPr>
             </w:pPr>
             <w:r>
               <w:rPr>
+                <w:b/>
+                <w:bCs/>
                 <w:sz w:val="28"/>
                 <w:szCs w:val="28"/>
               </w:rPr>
@@ -4324,7 +4596,6 @@
           <w:sz w:val="28"/>
           <w:szCs w:val="28"/>
         </w:rPr>
-        <w:lastRenderedPageBreak/>
         <w:t xml:space="preserve">Signed, sealed and delivered by </w:t>
       </w:r>
     </w:p>
